--- a/Tiyende_Implementation_Review_Report.docx
+++ b/Tiyende_Implementation_Review_Report.docx
@@ -3685,7 +3685,7 @@
               <w:rPr>
                 <w:sz w:val="18"/>
               </w:rPr>
-              <w:t>React Native + Expo (SDK 54)</w:t>
+              <w:t>React Native + Expo (SDK 57)</w:t>
             </w:r>
           </w:p>
         </w:tc>
